--- a/deliveries/2026-09-03/01_Vehicle_Pages/VEH_20260903_04_LiAuto_L6_2024.docx
+++ b/deliveries/2026-09-03/01_Vehicle_Pages/VEH_20260903_04_LiAuto_L6_2024.docx
@@ -4,7 +4,7 @@
   <w:body>
     <w:p>
       <w:pPr>
-        <w:pStyle w:val="Title"/>
+        <w:pStyle w:val="Heading1"/>
       </w:pPr>
       <w:r>
         <w:t>Li Auto L6 2024 (Range-Extended SUV): Dual Motors, 36.8 kWh Battery and Operating Modes</w:t>
@@ -12,7 +12,7 @@
     </w:p>
     <w:p>
       <w:pPr>
-        <w:pStyle w:val="Heading1"/>
+        <w:pStyle w:val="Heading2"/>
       </w:pPr>
       <w:r>
         <w:t>SEO Metadata</w:t>
@@ -146,7 +146,7 @@
     </w:p>
     <w:p>
       <w:pPr>
-        <w:pStyle w:val="Heading1"/>
+        <w:pStyle w:val="Heading2"/>
       </w:pPr>
       <w:r>
         <w:t>Buyer Context: Read an EREV as Four Systems, Not One Engine</w:t>
@@ -186,7 +186,7 @@
     </w:p>
     <w:p>
       <w:pPr>
-        <w:pStyle w:val="Heading1"/>
+        <w:pStyle w:val="Heading2"/>
       </w:pPr>
       <w:r>
         <w:t>EREV Architecture (extender + motors + battery)</w:t>
@@ -194,7 +194,7 @@
     </w:p>
     <w:tbl>
       <w:tblPr>
-        <w:tblStyle w:val="TableGrid"/>
+        <w:tblStyle w:val="LightGrid-Accent1"/>
         <w:tblW w:type="auto" w:w="0"/>
         <w:tblLook w:firstColumn="1" w:firstRow="1" w:lastColumn="0" w:lastRow="0" w:noHBand="0" w:noVBand="1" w:val="04A0"/>
       </w:tblPr>
@@ -206,20 +206,9 @@
         <w:tc>
           <w:tcPr>
             <w:tcW w:type="dxa" w:w="4320"/>
-            <w:shd w:val="clear" w:fill="EAF0F6"/>
           </w:tcPr>
           <w:p>
             <w:r>
-              <w:rPr>
-                <w:b/>
-                <w:sz w:val="20"/>
-              </w:rPr>
-            </w:r>
-            <w:r>
-              <w:rPr>
-                <w:b/>
-                <w:sz w:val="20"/>
-              </w:rPr>
               <w:t>System</w:t>
             </w:r>
           </w:p>
@@ -227,20 +216,9 @@
         <w:tc>
           <w:tcPr>
             <w:tcW w:type="dxa" w:w="4320"/>
-            <w:shd w:val="clear" w:fill="EAF0F6"/>
           </w:tcPr>
           <w:p>
             <w:r>
-              <w:rPr>
-                <w:b/>
-                <w:sz w:val="20"/>
-              </w:rPr>
-            </w:r>
-            <w:r>
-              <w:rPr>
-                <w:b/>
-                <w:sz w:val="20"/>
-              </w:rPr>
               <w:t>2024 L6 (China reference)</w:t>
             </w:r>
           </w:p>
@@ -253,14 +231,6 @@
           </w:tcPr>
           <w:p>
             <w:r>
-              <w:rPr>
-                <w:sz w:val="20"/>
-              </w:rPr>
-            </w:r>
-            <w:r>
-              <w:rPr>
-                <w:sz w:val="20"/>
-              </w:rPr>
               <w:t>Front motor</w:t>
             </w:r>
           </w:p>
@@ -271,14 +241,6 @@
           </w:tcPr>
           <w:p>
             <w:r>
-              <w:rPr>
-                <w:sz w:val="20"/>
-              </w:rPr>
-            </w:r>
-            <w:r>
-              <w:rPr>
-                <w:sz w:val="20"/>
-              </w:rPr>
               <w:t>130 kW / 220 N·m</w:t>
             </w:r>
           </w:p>
@@ -291,14 +253,6 @@
           </w:tcPr>
           <w:p>
             <w:r>
-              <w:rPr>
-                <w:sz w:val="20"/>
-              </w:rPr>
-            </w:r>
-            <w:r>
-              <w:rPr>
-                <w:sz w:val="20"/>
-              </w:rPr>
               <w:t>Rear motor</w:t>
             </w:r>
           </w:p>
@@ -309,14 +263,6 @@
           </w:tcPr>
           <w:p>
             <w:r>
-              <w:rPr>
-                <w:sz w:val="20"/>
-              </w:rPr>
-            </w:r>
-            <w:r>
-              <w:rPr>
-                <w:sz w:val="20"/>
-              </w:rPr>
               <w:t>170 kW / 309 N·m</w:t>
             </w:r>
           </w:p>
@@ -329,14 +275,6 @@
           </w:tcPr>
           <w:p>
             <w:r>
-              <w:rPr>
-                <w:sz w:val="20"/>
-              </w:rPr>
-            </w:r>
-            <w:r>
-              <w:rPr>
-                <w:sz w:val="20"/>
-              </w:rPr>
               <w:t>Combined system output</w:t>
             </w:r>
           </w:p>
@@ -347,14 +285,6 @@
           </w:tcPr>
           <w:p>
             <w:r>
-              <w:rPr>
-                <w:sz w:val="20"/>
-              </w:rPr>
-            </w:r>
-            <w:r>
-              <w:rPr>
-                <w:sz w:val="20"/>
-              </w:rPr>
               <w:t>300 kW / 529 N·m, dual-motor AWD</w:t>
             </w:r>
           </w:p>
@@ -367,14 +297,6 @@
           </w:tcPr>
           <w:p>
             <w:r>
-              <w:rPr>
-                <w:sz w:val="20"/>
-              </w:rPr>
-            </w:r>
-            <w:r>
-              <w:rPr>
-                <w:sz w:val="20"/>
-              </w:rPr>
               <w:t>Range extender</w:t>
             </w:r>
           </w:p>
@@ -385,14 +307,6 @@
           </w:tcPr>
           <w:p>
             <w:r>
-              <w:rPr>
-                <w:sz w:val="20"/>
-              </w:rPr>
-            </w:r>
-            <w:r>
-              <w:rPr>
-                <w:sz w:val="20"/>
-              </w:rPr>
               <w:t>1.5T L2E15M, 113 kW (≈154 PS), generator only — no direct wheel drive</w:t>
             </w:r>
           </w:p>
@@ -405,14 +319,6 @@
           </w:tcPr>
           <w:p>
             <w:r>
-              <w:rPr>
-                <w:sz w:val="20"/>
-              </w:rPr>
-            </w:r>
-            <w:r>
-              <w:rPr>
-                <w:sz w:val="20"/>
-              </w:rPr>
               <w:t>Traction battery</w:t>
             </w:r>
           </w:p>
@@ -423,14 +329,6 @@
           </w:tcPr>
           <w:p>
             <w:r>
-              <w:rPr>
-                <w:sz w:val="20"/>
-              </w:rPr>
-            </w:r>
-            <w:r>
-              <w:rPr>
-                <w:sz w:val="20"/>
-              </w:rPr>
               <w:t>36.8 kWh, LFP</w:t>
             </w:r>
           </w:p>
@@ -443,14 +341,6 @@
           </w:tcPr>
           <w:p>
             <w:r>
-              <w:rPr>
-                <w:sz w:val="20"/>
-              </w:rPr>
-            </w:r>
-            <w:r>
-              <w:rPr>
-                <w:sz w:val="20"/>
-              </w:rPr>
               <w:t>0–100 km/h</w:t>
             </w:r>
           </w:p>
@@ -461,14 +351,6 @@
           </w:tcPr>
           <w:p>
             <w:r>
-              <w:rPr>
-                <w:sz w:val="20"/>
-              </w:rPr>
-            </w:r>
-            <w:r>
-              <w:rPr>
-                <w:sz w:val="20"/>
-              </w:rPr>
               <w:t>5.4 s</w:t>
             </w:r>
           </w:p>
@@ -481,14 +363,6 @@
           </w:tcPr>
           <w:p>
             <w:r>
-              <w:rPr>
-                <w:sz w:val="20"/>
-              </w:rPr>
-            </w:r>
-            <w:r>
-              <w:rPr>
-                <w:sz w:val="20"/>
-              </w:rPr>
               <w:t>Pro / Max</w:t>
             </w:r>
           </w:p>
@@ -499,20 +373,13 @@
           </w:tcPr>
           <w:p>
             <w:r>
-              <w:rPr>
-                <w:sz w:val="20"/>
-              </w:rPr>
-            </w:r>
-            <w:r>
-              <w:rPr>
-                <w:sz w:val="20"/>
-              </w:rPr>
               <w:t>Two 2024 equipment grades; confirm grade-specific cabin/ADAS content</w:t>
             </w:r>
           </w:p>
         </w:tc>
       </w:tr>
     </w:tbl>
+    <w:p/>
     <w:p>
       <w:r>
         <w:t>Because the extender never mechanically drives the wheels, describing the L6 as a conventional 1.5T hybrid is technically wrong and confuses buyers about maintenance (the extender runs to generate charge, not to propel the car at cruising speed).</w:t>
@@ -520,7 +387,7 @@
     </w:p>
     <w:p>
       <w:pPr>
-        <w:pStyle w:val="Heading1"/>
+        <w:pStyle w:val="Heading2"/>
       </w:pPr>
       <w:r>
         <w:t>Range Modes and Cycles (keep them labelled)</w:t>
@@ -591,7 +458,7 @@
     </w:p>
     <w:p>
       <w:pPr>
-        <w:pStyle w:val="Heading1"/>
+        <w:pStyle w:val="Heading2"/>
       </w:pPr>
       <w:r>
         <w:t>Charging and Software (EREV-specific checks)</w:t>
@@ -650,7 +517,7 @@
     </w:p>
     <w:p>
       <w:pPr>
-        <w:pStyle w:val="Heading1"/>
+        <w:pStyle w:val="Heading2"/>
       </w:pPr>
       <w:r>
         <w:t>Dimensions and Seating</w:t>
@@ -697,7 +564,7 @@
     </w:p>
     <w:p>
       <w:pPr>
-        <w:pStyle w:val="Heading1"/>
+        <w:pStyle w:val="Heading2"/>
       </w:pPr>
       <w:r>
         <w:t>What Importers Should Verify Before Payment</w:t>
@@ -784,7 +651,7 @@
     </w:p>
     <w:p>
       <w:pPr>
-        <w:pStyle w:val="Heading1"/>
+        <w:pStyle w:val="Heading2"/>
       </w:pPr>
       <w:r>
         <w:t>Request a Current Export Quotation</w:t>
@@ -815,7 +682,7 @@
     </w:p>
     <w:p>
       <w:pPr>
-        <w:pStyle w:val="Heading1"/>
+        <w:pStyle w:val="Heading2"/>
       </w:pPr>
       <w:r>
         <w:t>Frequently Asked Questions</w:t>
@@ -829,8 +696,10 @@
         <w:t>Does the L6's 1.5T engine drive the wheels?</w:t>
       </w:r>
       <w:r>
-        <w:t xml:space="preserve"> No — it is a generator (range extender); two electric motors (300 kW combined) provide all-wheel drive. </w:t>
+        <w:t xml:space="preserve"> No — it is a generator (range extender); two electric motors (300 kW combined) provide all-wheel drive.</w:t>
       </w:r>
+    </w:p>
+    <w:p>
       <w:r>
         <w:rPr>
           <w:b/>
@@ -838,8 +707,10 @@
         <w:t>How far can the L6 go on battery alone?</w:t>
       </w:r>
       <w:r>
-        <w:t xml:space="preserve"> 212 km CLTC (182 km WLTC) for the 2024 36.8 kWh car; always quote the cycle. </w:t>
+        <w:t xml:space="preserve"> 212 km CLTC (182 km WLTC) for the 2024 36.8 kWh car; always quote the cycle.</w:t>
       </w:r>
+    </w:p>
+    <w:p>
       <w:r>
         <w:rPr>
           <w:b/>
@@ -847,8 +718,10 @@
         <w:t>What is the combined range?</w:t>
       </w:r>
       <w:r>
-        <w:t xml:space="preserve"> About 1160 km WLTC with the extender running (cross-checked figure). </w:t>
+        <w:t xml:space="preserve"> About 1160 km WLTC with the extender running (cross-checked figure).</w:t>
       </w:r>
+    </w:p>
+    <w:p>
       <w:r>
         <w:rPr>
           <w:b/>
@@ -856,8 +729,10 @@
         <w:t>Is the newer L6 the same specification?</w:t>
       </w:r>
       <w:r>
-        <w:t xml:space="preserve"> No — a later generation uses a ~51 kWh pack and ~300 km CLTC EV range; keep model years separate. </w:t>
+        <w:t xml:space="preserve"> No — a later generation uses a ~51 kWh pack and ~300 km CLTC EV range; keep model years separate.</w:t>
       </w:r>
+    </w:p>
+    <w:p>
       <w:r>
         <w:rPr>
           <w:b/>
@@ -870,7 +745,255 @@
     </w:p>
     <w:p>
       <w:pPr>
-        <w:pStyle w:val="Heading1"/>
+        <w:pStyle w:val="Heading2"/>
+      </w:pPr>
+      <w:r>
+        <w:t>Image Record</w:t>
+      </w:r>
+    </w:p>
+    <w:p>
+      <w:pPr>
+        <w:pStyle w:val="ListBullet"/>
+      </w:pPr>
+      <w:r>
+        <w:t>IMAGE_ASSET_PATH: none secured in repository</w:t>
+      </w:r>
+    </w:p>
+    <w:p>
+      <w:pPr>
+        <w:pStyle w:val="ListBullet"/>
+      </w:pPr>
+      <w:r>
+        <w:t>ORIGINAL_IMAGE_URL: not captured</w:t>
+      </w:r>
+    </w:p>
+    <w:p>
+      <w:pPr>
+        <w:pStyle w:val="ListBullet"/>
+      </w:pPr>
+      <w:r>
+        <w:t>SOURCE_PAGE: not captured</w:t>
+      </w:r>
+    </w:p>
+    <w:p>
+      <w:pPr>
+        <w:pStyle w:val="ListBullet"/>
+      </w:pPr>
+      <w:r>
+        <w:t>RIGHTS_HOLDER: unconfirmed</w:t>
+      </w:r>
+    </w:p>
+    <w:p>
+      <w:pPr>
+        <w:pStyle w:val="ListBullet"/>
+      </w:pPr>
+      <w:r>
+        <w:t>LICENSE: none secured — no third-party image may be published until rights are cleared</w:t>
+      </w:r>
+    </w:p>
+    <w:p>
+      <w:pPr>
+        <w:pStyle w:val="ListBullet"/>
+      </w:pPr>
+      <w:r>
+        <w:t>CHECKED_DATE: 2026-09-05</w:t>
+      </w:r>
+    </w:p>
+    <w:p>
+      <w:pPr>
+        <w:pStyle w:val="ListBullet"/>
+      </w:pPr>
+      <w:r>
+        <w:t>MODEL_TOPIC_MATCH: must match the exact model/version (or the guide topic) and reference market above</w:t>
+      </w:r>
+    </w:p>
+    <w:p>
+      <w:pPr>
+        <w:pStyle w:val="ListBullet"/>
+      </w:pPr>
+      <w:r>
+        <w:t>IMAGE_RIGHTS_STATUS: FAIL (no licensed asset captured; a placeholder or “retain old image” note is not accepted)</w:t>
+      </w:r>
+    </w:p>
+    <w:p>
+      <w:pPr>
+        <w:pStyle w:val="ListBullet"/>
+      </w:pPr>
+      <w:r>
+        <w:t>ALT by language:</w:t>
+      </w:r>
+    </w:p>
+    <w:p>
+      <w:pPr>
+        <w:pStyle w:val="ListBullet"/>
+      </w:pPr>
+      <w:r>
+        <w:rPr>
+          <w:b/>
+        </w:rPr>
+        <w:t>EN</w:t>
+      </w:r>
+      <w:r>
+        <w:t>: AutoBridge export-buyer reference — Li Auto L6, plug-in hybrid vehicle / SUV</w:t>
+      </w:r>
+    </w:p>
+    <w:p>
+      <w:pPr>
+        <w:pStyle w:val="ListBullet"/>
+      </w:pPr>
+      <w:r>
+        <w:rPr>
+          <w:b/>
+        </w:rPr>
+        <w:t>FR</w:t>
+      </w:r>
+      <w:r>
+        <w:t>: Référence AutoBridge pour acheteurs export — Li Auto L6, véhicule hybride rechargeable / SUV</w:t>
+      </w:r>
+    </w:p>
+    <w:p>
+      <w:pPr>
+        <w:pStyle w:val="ListBullet"/>
+      </w:pPr>
+      <w:r>
+        <w:rPr>
+          <w:b/>
+        </w:rPr>
+        <w:t>DE</w:t>
+      </w:r>
+      <w:r>
+        <w:t>: AutoBridge-Referenz für Exportkäufer — Li Auto L6, Plug-in-Hybridfahrzeug / SUV</w:t>
+      </w:r>
+    </w:p>
+    <w:p>
+      <w:pPr>
+        <w:pStyle w:val="ListBullet"/>
+      </w:pPr>
+      <w:r>
+        <w:rPr>
+          <w:b/>
+        </w:rPr>
+        <w:t>ES</w:t>
+      </w:r>
+      <w:r>
+        <w:t>: Referencia AutoBridge para compradores de exportación — Li Auto L6, vehículo híbrido enchufable / SUV</w:t>
+      </w:r>
+    </w:p>
+    <w:p>
+      <w:pPr>
+        <w:pStyle w:val="ListBullet"/>
+      </w:pPr>
+      <w:r>
+        <w:rPr>
+          <w:b/>
+        </w:rPr>
+        <w:t>PT</w:t>
+      </w:r>
+      <w:r>
+        <w:t>: Referência AutoBridge para compradores de exportação — Li Auto L6, veículo híbrido plug-in / SUV</w:t>
+      </w:r>
+    </w:p>
+    <w:p>
+      <w:pPr>
+        <w:pStyle w:val="ListBullet"/>
+      </w:pPr>
+      <w:r>
+        <w:rPr>
+          <w:b/>
+        </w:rPr>
+        <w:t>JA</w:t>
+      </w:r>
+      <w:r>
+        <w:t>: AutoBridge 輸出バイヤー向けリファレンス｜Li Auto L6, プラグインハイブリッド車 / SUV</w:t>
+      </w:r>
+    </w:p>
+    <w:p>
+      <w:pPr>
+        <w:pStyle w:val="ListBullet"/>
+      </w:pPr>
+      <w:r>
+        <w:rPr>
+          <w:b/>
+        </w:rPr>
+        <w:t>KO</w:t>
+      </w:r>
+      <w:r>
+        <w:t>: AutoBridge 수출 바이어 참고 자료｜Li Auto L6, 플러그인 하이브리드 차량 / SUV</w:t>
+      </w:r>
+    </w:p>
+    <w:p>
+      <w:pPr>
+        <w:pStyle w:val="ListBullet"/>
+      </w:pPr>
+      <w:r>
+        <w:rPr>
+          <w:b/>
+        </w:rPr>
+        <w:t>VI</w:t>
+      </w:r>
+      <w:r>
+        <w:t>: Tài liệu tham khảo AutoBridge cho người mua xuất khẩu — Li Auto L6, xe hybrid sạc ngoài / SUV</w:t>
+      </w:r>
+    </w:p>
+    <w:p>
+      <w:pPr>
+        <w:pStyle w:val="ListBullet"/>
+      </w:pPr>
+      <w:r>
+        <w:rPr>
+          <w:b/>
+        </w:rPr>
+        <w:t>TH</w:t>
+      </w:r>
+      <w:r>
+        <w:t>: เอกสารอ้างอิง AutoBridge สำหรับผู้ซื้อเพื่อการส่งออก — Li Auto L6, รถปลั๊กอินไฮบริด / รถเอสยูวี</w:t>
+      </w:r>
+    </w:p>
+    <w:p>
+      <w:pPr>
+        <w:pStyle w:val="ListBullet"/>
+      </w:pPr>
+      <w:r>
+        <w:rPr>
+          <w:b/>
+        </w:rPr>
+        <w:t>ID</w:t>
+      </w:r>
+      <w:r>
+        <w:t>: Referensi AutoBridge untuk pembeli ekspor — Li Auto L6, kendaraan hybrid plug-in / SUV</w:t>
+      </w:r>
+    </w:p>
+    <w:p>
+      <w:pPr>
+        <w:pStyle w:val="ListBullet"/>
+      </w:pPr>
+      <w:r>
+        <w:rPr>
+          <w:b/>
+        </w:rPr>
+        <w:t>AR</w:t>
+      </w:r>
+      <w:r>
+        <w:t>: مرجع AutoBridge لمشتري التصدير — Li Auto L6, مركبة هجينة قابلة للشحن / سيارة دفع رباعي</w:t>
+      </w:r>
+    </w:p>
+    <w:p>
+      <w:pPr>
+        <w:pStyle w:val="ListBullet"/>
+      </w:pPr>
+      <w:r>
+        <w:rPr>
+          <w:b/>
+        </w:rPr>
+        <w:t>ZH</w:t>
+      </w:r>
+      <w:r>
+        <w:t>: AutoBridge 出口采购参考｜Li Auto L6, 插电混动车 / SUV</w:t>
+      </w:r>
+    </w:p>
+    <w:p>
+      <w:pPr>
+        <w:pStyle w:val="Heading2"/>
       </w:pPr>
       <w:r>
         <w:t>Sources &amp; Verification</w:t>
@@ -878,7 +1001,7 @@
     </w:p>
     <w:tbl>
       <w:tblPr>
-        <w:tblStyle w:val="TableGrid"/>
+        <w:tblStyle w:val="LightGrid-Accent1"/>
         <w:tblW w:type="auto" w:w="0"/>
         <w:tblLook w:firstColumn="1" w:firstRow="1" w:lastColumn="0" w:lastRow="0" w:noHBand="0" w:noVBand="1" w:val="04A0"/>
       </w:tblPr>
@@ -895,20 +1018,9 @@
         <w:tc>
           <w:tcPr>
             <w:tcW w:type="dxa" w:w="1234"/>
-            <w:shd w:val="clear" w:fill="EAF0F6"/>
           </w:tcPr>
           <w:p>
             <w:r>
-              <w:rPr>
-                <w:b/>
-                <w:sz w:val="20"/>
-              </w:rPr>
-            </w:r>
-            <w:r>
-              <w:rPr>
-                <w:b/>
-                <w:sz w:val="20"/>
-              </w:rPr>
               <w:t>Source title</w:t>
             </w:r>
           </w:p>
@@ -916,20 +1028,9 @@
         <w:tc>
           <w:tcPr>
             <w:tcW w:type="dxa" w:w="1234"/>
-            <w:shd w:val="clear" w:fill="EAF0F6"/>
           </w:tcPr>
           <w:p>
             <w:r>
-              <w:rPr>
-                <w:b/>
-                <w:sz w:val="20"/>
-              </w:rPr>
-            </w:r>
-            <w:r>
-              <w:rPr>
-                <w:b/>
-                <w:sz w:val="20"/>
-              </w:rPr>
               <w:t>Organization</w:t>
             </w:r>
           </w:p>
@@ -937,20 +1038,9 @@
         <w:tc>
           <w:tcPr>
             <w:tcW w:type="dxa" w:w="1234"/>
-            <w:shd w:val="clear" w:fill="EAF0F6"/>
           </w:tcPr>
           <w:p>
             <w:r>
-              <w:rPr>
-                <w:b/>
-                <w:sz w:val="20"/>
-              </w:rPr>
-            </w:r>
-            <w:r>
-              <w:rPr>
-                <w:b/>
-                <w:sz w:val="20"/>
-              </w:rPr>
               <w:t>Market</w:t>
             </w:r>
           </w:p>
@@ -958,20 +1048,9 @@
         <w:tc>
           <w:tcPr>
             <w:tcW w:type="dxa" w:w="1234"/>
-            <w:shd w:val="clear" w:fill="EAF0F6"/>
           </w:tcPr>
           <w:p>
             <w:r>
-              <w:rPr>
-                <w:b/>
-                <w:sz w:val="20"/>
-              </w:rPr>
-            </w:r>
-            <w:r>
-              <w:rPr>
-                <w:b/>
-                <w:sz w:val="20"/>
-              </w:rPr>
               <w:t>URL</w:t>
             </w:r>
           </w:p>
@@ -979,20 +1058,9 @@
         <w:tc>
           <w:tcPr>
             <w:tcW w:type="dxa" w:w="1234"/>
-            <w:shd w:val="clear" w:fill="EAF0F6"/>
           </w:tcPr>
           <w:p>
             <w:r>
-              <w:rPr>
-                <w:b/>
-                <w:sz w:val="20"/>
-              </w:rPr>
-            </w:r>
-            <w:r>
-              <w:rPr>
-                <w:b/>
-                <w:sz w:val="20"/>
-              </w:rPr>
               <w:t>Checked</w:t>
             </w:r>
           </w:p>
@@ -1000,20 +1068,9 @@
         <w:tc>
           <w:tcPr>
             <w:tcW w:type="dxa" w:w="1234"/>
-            <w:shd w:val="clear" w:fill="EAF0F6"/>
           </w:tcPr>
           <w:p>
             <w:r>
-              <w:rPr>
-                <w:b/>
-                <w:sz w:val="20"/>
-              </w:rPr>
-            </w:r>
-            <w:r>
-              <w:rPr>
-                <w:b/>
-                <w:sz w:val="20"/>
-              </w:rPr>
               <w:t>Confidence</w:t>
             </w:r>
           </w:p>
@@ -1021,20 +1078,9 @@
         <w:tc>
           <w:tcPr>
             <w:tcW w:type="dxa" w:w="1234"/>
-            <w:shd w:val="clear" w:fill="EAF0F6"/>
           </w:tcPr>
           <w:p>
             <w:r>
-              <w:rPr>
-                <w:b/>
-                <w:sz w:val="20"/>
-              </w:rPr>
-            </w:r>
-            <w:r>
-              <w:rPr>
-                <w:b/>
-                <w:sz w:val="20"/>
-              </w:rPr>
               <w:t>Supported facts</w:t>
             </w:r>
           </w:p>
@@ -1047,14 +1093,6 @@
           </w:tcPr>
           <w:p>
             <w:r>
-              <w:rPr>
-                <w:sz w:val="20"/>
-              </w:rPr>
-            </w:r>
-            <w:r>
-              <w:rPr>
-                <w:sz w:val="20"/>
-              </w:rPr>
               <w:t>Li L6 2024 Pro/Max full parameters</w:t>
             </w:r>
           </w:p>
@@ -1065,14 +1103,6 @@
           </w:tcPr>
           <w:p>
             <w:r>
-              <w:rPr>
-                <w:sz w:val="20"/>
-              </w:rPr>
-            </w:r>
-            <w:r>
-              <w:rPr>
-                <w:sz w:val="20"/>
-              </w:rPr>
               <w:t>ZOL database</w:t>
             </w:r>
           </w:p>
@@ -1083,14 +1113,6 @@
           </w:tcPr>
           <w:p>
             <w:r>
-              <w:rPr>
-                <w:sz w:val="20"/>
-              </w:rPr>
-            </w:r>
-            <w:r>
-              <w:rPr>
-                <w:sz w:val="20"/>
-              </w:rPr>
               <w:t>CN</w:t>
             </w:r>
           </w:p>
@@ -1101,14 +1123,6 @@
           </w:tcPr>
           <w:p>
             <w:r>
-              <w:rPr>
-                <w:sz w:val="20"/>
-              </w:rPr>
-            </w:r>
-            <w:r>
-              <w:rPr>
-                <w:sz w:val="20"/>
-              </w:rPr>
               <w:t>https://detail.zol.com.cn/series/2530/69590/param_10857978_0_1.html</w:t>
             </w:r>
           </w:p>
@@ -1119,14 +1133,6 @@
           </w:tcPr>
           <w:p>
             <w:r>
-              <w:rPr>
-                <w:sz w:val="20"/>
-              </w:rPr>
-            </w:r>
-            <w:r>
-              <w:rPr>
-                <w:sz w:val="20"/>
-              </w:rPr>
               <w:t>2026-09-03</w:t>
             </w:r>
           </w:p>
@@ -1137,14 +1143,6 @@
           </w:tcPr>
           <w:p>
             <w:r>
-              <w:rPr>
-                <w:sz w:val="20"/>
-              </w:rPr>
-            </w:r>
-            <w:r>
-              <w:rPr>
-                <w:sz w:val="20"/>
-              </w:rPr>
               <w:t>CROSS_CHECKED</w:t>
             </w:r>
           </w:p>
@@ -1155,14 +1153,6 @@
           </w:tcPr>
           <w:p>
             <w:r>
-              <w:rPr>
-                <w:sz w:val="20"/>
-              </w:rPr>
-            </w:r>
-            <w:r>
-              <w:rPr>
-                <w:sz w:val="20"/>
-              </w:rPr>
               <w:t>Dimensions, dual motors, extender, battery, range cycles</w:t>
             </w:r>
           </w:p>
@@ -1175,14 +1165,6 @@
           </w:tcPr>
           <w:p>
             <w:r>
-              <w:rPr>
-                <w:sz w:val="20"/>
-              </w:rPr>
-            </w:r>
-            <w:r>
-              <w:rPr>
-                <w:sz w:val="20"/>
-              </w:rPr>
               <w:t>Li L6 configuration</w:t>
             </w:r>
           </w:p>
@@ -1193,14 +1175,6 @@
           </w:tcPr>
           <w:p>
             <w:r>
-              <w:rPr>
-                <w:sz w:val="20"/>
-              </w:rPr>
-            </w:r>
-            <w:r>
-              <w:rPr>
-                <w:sz w:val="20"/>
-              </w:rPr>
               <w:t>Sohu Auto database</w:t>
             </w:r>
           </w:p>
@@ -1211,14 +1185,6 @@
           </w:tcPr>
           <w:p>
             <w:r>
-              <w:rPr>
-                <w:sz w:val="20"/>
-              </w:rPr>
-            </w:r>
-            <w:r>
-              <w:rPr>
-                <w:sz w:val="20"/>
-              </w:rPr>
               <w:t>CN</w:t>
             </w:r>
           </w:p>
@@ -1229,14 +1195,6 @@
           </w:tcPr>
           <w:p>
             <w:r>
-              <w:rPr>
-                <w:sz w:val="20"/>
-              </w:rPr>
-            </w:r>
-            <w:r>
-              <w:rPr>
-                <w:sz w:val="20"/>
-              </w:rPr>
               <w:t>https://db.m.auto.sohu.com/model_7311/config?selectedTrimId=172417&amp;sliding=1</w:t>
             </w:r>
           </w:p>
@@ -1247,14 +1205,6 @@
           </w:tcPr>
           <w:p>
             <w:r>
-              <w:rPr>
-                <w:sz w:val="20"/>
-              </w:rPr>
-            </w:r>
-            <w:r>
-              <w:rPr>
-                <w:sz w:val="20"/>
-              </w:rPr>
               <w:t>2026-09-03</w:t>
             </w:r>
           </w:p>
@@ -1265,14 +1215,6 @@
           </w:tcPr>
           <w:p>
             <w:r>
-              <w:rPr>
-                <w:sz w:val="20"/>
-              </w:rPr>
-            </w:r>
-            <w:r>
-              <w:rPr>
-                <w:sz w:val="20"/>
-              </w:rPr>
               <w:t>CROSS_CHECKED</w:t>
             </w:r>
           </w:p>
@@ -1283,14 +1225,6 @@
           </w:tcPr>
           <w:p>
             <w:r>
-              <w:rPr>
-                <w:sz w:val="20"/>
-              </w:rPr>
-            </w:r>
-            <w:r>
-              <w:rPr>
-                <w:sz w:val="20"/>
-              </w:rPr>
               <w:t>36.8 kWh, motor figures re-check</w:t>
             </w:r>
           </w:p>
@@ -1303,14 +1237,6 @@
           </w:tcPr>
           <w:p>
             <w:r>
-              <w:rPr>
-                <w:sz w:val="20"/>
-              </w:rPr>
-            </w:r>
-            <w:r>
-              <w:rPr>
-                <w:sz w:val="20"/>
-              </w:rPr>
               <w:t>Refreshed L6 powertrain analysis</w:t>
             </w:r>
           </w:p>
@@ -1321,14 +1247,6 @@
           </w:tcPr>
           <w:p>
             <w:r>
-              <w:rPr>
-                <w:sz w:val="20"/>
-              </w:rPr>
-            </w:r>
-            <w:r>
-              <w:rPr>
-                <w:sz w:val="20"/>
-              </w:rPr>
               <w:t>Autohome</w:t>
             </w:r>
           </w:p>
@@ -1339,14 +1257,6 @@
           </w:tcPr>
           <w:p>
             <w:r>
-              <w:rPr>
-                <w:sz w:val="20"/>
-              </w:rPr>
-            </w:r>
-            <w:r>
-              <w:rPr>
-                <w:sz w:val="20"/>
-              </w:rPr>
               <w:t>CN</w:t>
             </w:r>
           </w:p>
@@ -1357,14 +1267,6 @@
           </w:tcPr>
           <w:p>
             <w:r>
-              <w:rPr>
-                <w:sz w:val="20"/>
-              </w:rPr>
-            </w:r>
-            <w:r>
-              <w:rPr>
-                <w:sz w:val="20"/>
-              </w:rPr>
               <w:t>https://chejiahao.m.autohome.com.cn/info/20090944</w:t>
             </w:r>
           </w:p>
@@ -1375,14 +1277,6 @@
           </w:tcPr>
           <w:p>
             <w:r>
-              <w:rPr>
-                <w:sz w:val="20"/>
-              </w:rPr>
-            </w:r>
-            <w:r>
-              <w:rPr>
-                <w:sz w:val="20"/>
-              </w:rPr>
               <w:t>2026-09-03</w:t>
             </w:r>
           </w:p>
@@ -1393,14 +1287,6 @@
           </w:tcPr>
           <w:p>
             <w:r>
-              <w:rPr>
-                <w:sz w:val="20"/>
-              </w:rPr>
-            </w:r>
-            <w:r>
-              <w:rPr>
-                <w:sz w:val="20"/>
-              </w:rPr>
               <w:t>CROSS_CHECKED</w:t>
             </w:r>
           </w:p>
@@ -1411,14 +1297,6 @@
           </w:tcPr>
           <w:p>
             <w:r>
-              <w:rPr>
-                <w:sz w:val="20"/>
-              </w:rPr>
-            </w:r>
-            <w:r>
-              <w:rPr>
-                <w:sz w:val="20"/>
-              </w:rPr>
               <w:t>113 kW extender, 300 kW, sustaining fuel use</w:t>
             </w:r>
           </w:p>
@@ -1431,14 +1309,6 @@
           </w:tcPr>
           <w:p>
             <w:r>
-              <w:rPr>
-                <w:sz w:val="20"/>
-              </w:rPr>
-            </w:r>
-            <w:r>
-              <w:rPr>
-                <w:sz w:val="20"/>
-              </w:rPr>
               <w:t>New-generation L6 (51 kWh / 300 km)</w:t>
             </w:r>
           </w:p>
@@ -1449,14 +1319,6 @@
           </w:tcPr>
           <w:p>
             <w:r>
-              <w:rPr>
-                <w:sz w:val="20"/>
-              </w:rPr>
-            </w:r>
-            <w:r>
-              <w:rPr>
-                <w:sz w:val="20"/>
-              </w:rPr>
               <w:t>Red Star News / Toutiao</w:t>
             </w:r>
           </w:p>
@@ -1467,14 +1329,6 @@
           </w:tcPr>
           <w:p>
             <w:r>
-              <w:rPr>
-                <w:sz w:val="20"/>
-              </w:rPr>
-            </w:r>
-            <w:r>
-              <w:rPr>
-                <w:sz w:val="20"/>
-              </w:rPr>
               <w:t>CN</w:t>
             </w:r>
           </w:p>
@@ -1485,14 +1339,6 @@
           </w:tcPr>
           <w:p>
             <w:r>
-              <w:rPr>
-                <w:sz w:val="20"/>
-              </w:rPr>
-            </w:r>
-            <w:r>
-              <w:rPr>
-                <w:sz w:val="20"/>
-              </w:rPr>
               <w:t>http://m.toutiao.com/group/7663116938184360499/</w:t>
             </w:r>
           </w:p>
@@ -1503,14 +1349,6 @@
           </w:tcPr>
           <w:p>
             <w:r>
-              <w:rPr>
-                <w:sz w:val="20"/>
-              </w:rPr>
-            </w:r>
-            <w:r>
-              <w:rPr>
-                <w:sz w:val="20"/>
-              </w:rPr>
               <w:t>2026-09-03</w:t>
             </w:r>
           </w:p>
@@ -1521,14 +1359,6 @@
           </w:tcPr>
           <w:p>
             <w:r>
-              <w:rPr>
-                <w:sz w:val="20"/>
-              </w:rPr>
-            </w:r>
-            <w:r>
-              <w:rPr>
-                <w:sz w:val="20"/>
-              </w:rPr>
               <w:t>TIME_SENSITIVE</w:t>
             </w:r>
           </w:p>
@@ -1539,31 +1369,453 @@
           </w:tcPr>
           <w:p>
             <w:r>
-              <w:rPr>
-                <w:sz w:val="20"/>
-              </w:rPr>
-            </w:r>
-            <w:r>
-              <w:rPr>
-                <w:sz w:val="20"/>
-              </w:rPr>
               <w:t>Newer-gen three-electric parameters</w:t>
             </w:r>
           </w:p>
         </w:tc>
       </w:tr>
+      <w:tr>
+        <w:tc>
+          <w:tcPr>
+            <w:tcW w:type="dxa" w:w="1234"/>
+          </w:tcPr>
+          <w:p>
+            <w:r>
+              <w:t>Road motor-vehicle manufacturers &amp; products catalog — public query system</w:t>
+            </w:r>
+          </w:p>
+        </w:tc>
+        <w:tc>
+          <w:tcPr>
+            <w:tcW w:type="dxa" w:w="1234"/>
+          </w:tcPr>
+          <w:p>
+            <w:r>
+              <w:t>MIIT, China Ministry of Industry and Information Technology</w:t>
+            </w:r>
+          </w:p>
+        </w:tc>
+        <w:tc>
+          <w:tcPr>
+            <w:tcW w:type="dxa" w:w="1234"/>
+          </w:tcPr>
+          <w:p>
+            <w:r>
+              <w:t>CN</w:t>
+            </w:r>
+          </w:p>
+        </w:tc>
+        <w:tc>
+          <w:tcPr>
+            <w:tcW w:type="dxa" w:w="1234"/>
+          </w:tcPr>
+          <w:p>
+            <w:r>
+              <w:t>https://service.miit-eidc.org.cn/miitxxgk/gonggao_xxgk/index_ggcp.html</w:t>
+            </w:r>
+          </w:p>
+        </w:tc>
+        <w:tc>
+          <w:tcPr>
+            <w:tcW w:type="dxa" w:w="1234"/>
+          </w:tcPr>
+          <w:p>
+            <w:r>
+              <w:t>2026-09-05</w:t>
+            </w:r>
+          </w:p>
+        </w:tc>
+        <w:tc>
+          <w:tcPr>
+            <w:tcW w:type="dxa" w:w="1234"/>
+          </w:tcPr>
+          <w:p>
+            <w:r>
+              <w:t>VERIFIED</w:t>
+            </w:r>
+          </w:p>
+        </w:tc>
+        <w:tc>
+          <w:tcPr>
+            <w:tcW w:type="dxa" w:w="1234"/>
+          </w:tcPr>
+          <w:p>
+            <w:r>
+              <w:t>Verify the manufacturer, approved model and homologation (公告) catalog entry before ordering or export</w:t>
+            </w:r>
+          </w:p>
+        </w:tc>
+      </w:tr>
+      <w:tr>
+        <w:tc>
+          <w:tcPr>
+            <w:tcW w:type="dxa" w:w="1234"/>
+          </w:tcPr>
+          <w:p>
+            <w:r>
+              <w:t>GB 16735-2019 Road vehicles — Vehicle identification number (VIN) requirements</w:t>
+            </w:r>
+          </w:p>
+        </w:tc>
+        <w:tc>
+          <w:tcPr>
+            <w:tcW w:type="dxa" w:w="1234"/>
+          </w:tcPr>
+          <w:p>
+            <w:r>
+              <w:t>SAMR national standards full-text platform</w:t>
+            </w:r>
+          </w:p>
+        </w:tc>
+        <w:tc>
+          <w:tcPr>
+            <w:tcW w:type="dxa" w:w="1234"/>
+          </w:tcPr>
+          <w:p>
+            <w:r>
+              <w:t>CN</w:t>
+            </w:r>
+          </w:p>
+        </w:tc>
+        <w:tc>
+          <w:tcPr>
+            <w:tcW w:type="dxa" w:w="1234"/>
+          </w:tcPr>
+          <w:p>
+            <w:r>
+              <w:t>https://openstd.samr.gov.cn/bzgk/std/newGbInfo?hcno=E2EBF667F8C032B1EDFD6DF9C1114E02</w:t>
+            </w:r>
+          </w:p>
+        </w:tc>
+        <w:tc>
+          <w:tcPr>
+            <w:tcW w:type="dxa" w:w="1234"/>
+          </w:tcPr>
+          <w:p>
+            <w:r>
+              <w:t>2026-09-05</w:t>
+            </w:r>
+          </w:p>
+        </w:tc>
+        <w:tc>
+          <w:tcPr>
+            <w:tcW w:type="dxa" w:w="1234"/>
+          </w:tcPr>
+          <w:p>
+            <w:r>
+              <w:t>VERIFIED</w:t>
+            </w:r>
+          </w:p>
+        </w:tc>
+        <w:tc>
+          <w:tcPr>
+            <w:tcW w:type="dxa" w:w="1234"/>
+          </w:tcPr>
+          <w:p>
+            <w:r>
+              <w:t>VIN structure and nameplate data fields used in the buyer's VIN/nameplate verification</w:t>
+            </w:r>
+          </w:p>
+        </w:tc>
+      </w:tr>
+      <w:tr>
+        <w:tc>
+          <w:tcPr>
+            <w:tcW w:type="dxa" w:w="1234"/>
+          </w:tcPr>
+          <w:p>
+            <w:r>
+              <w:t>GB 7258 motor-vehicle safety technical conditions (GB 7258-2017 current; GB 7258-2026 applies from 2027-07-01)</w:t>
+            </w:r>
+          </w:p>
+        </w:tc>
+        <w:tc>
+          <w:tcPr>
+            <w:tcW w:type="dxa" w:w="1234"/>
+          </w:tcPr>
+          <w:p>
+            <w:r>
+              <w:t>SAMR, State Administration for Market Regulation</w:t>
+            </w:r>
+          </w:p>
+        </w:tc>
+        <w:tc>
+          <w:tcPr>
+            <w:tcW w:type="dxa" w:w="1234"/>
+          </w:tcPr>
+          <w:p>
+            <w:r>
+              <w:t>CN</w:t>
+            </w:r>
+          </w:p>
+        </w:tc>
+        <w:tc>
+          <w:tcPr>
+            <w:tcW w:type="dxa" w:w="1234"/>
+          </w:tcPr>
+          <w:p>
+            <w:r>
+              <w:t>https://www.samr.gov.cn/xw/sj/art/2026/art_9b2b3fa425e3461e8dc3bd270b410ceb.html</w:t>
+            </w:r>
+          </w:p>
+        </w:tc>
+        <w:tc>
+          <w:tcPr>
+            <w:tcW w:type="dxa" w:w="1234"/>
+          </w:tcPr>
+          <w:p>
+            <w:r>
+              <w:t>2026-09-05</w:t>
+            </w:r>
+          </w:p>
+        </w:tc>
+        <w:tc>
+          <w:tcPr>
+            <w:tcW w:type="dxa" w:w="1234"/>
+          </w:tcPr>
+          <w:p>
+            <w:r>
+              <w:t>VERIFIED</w:t>
+            </w:r>
+          </w:p>
+        </w:tc>
+        <w:tc>
+          <w:tcPr>
+            <w:tcW w:type="dxa" w:w="1234"/>
+          </w:tcPr>
+          <w:p>
+            <w:r>
+              <w:t>Baseline in-China vehicle safety technical conditions and the current/revision timeline</w:t>
+            </w:r>
+          </w:p>
+        </w:tc>
+      </w:tr>
+      <w:tr>
+        <w:tc>
+          <w:tcPr>
+            <w:tcW w:type="dxa" w:w="1234"/>
+          </w:tcPr>
+          <w:p>
+            <w:r>
+              <w:t>GB 38031 traction battery safety requirements (GB 38031-2025; new type applications mandatory from 2026-07-01)</w:t>
+            </w:r>
+          </w:p>
+        </w:tc>
+        <w:tc>
+          <w:tcPr>
+            <w:tcW w:type="dxa" w:w="1234"/>
+          </w:tcPr>
+          <w:p>
+            <w:r>
+              <w:t>SAMR national standards full-text platform</w:t>
+            </w:r>
+          </w:p>
+        </w:tc>
+        <w:tc>
+          <w:tcPr>
+            <w:tcW w:type="dxa" w:w="1234"/>
+          </w:tcPr>
+          <w:p>
+            <w:r>
+              <w:t>CN</w:t>
+            </w:r>
+          </w:p>
+        </w:tc>
+        <w:tc>
+          <w:tcPr>
+            <w:tcW w:type="dxa" w:w="1234"/>
+          </w:tcPr>
+          <w:p>
+            <w:r>
+              <w:t>https://std.samr.gov.cn/gb/search/gbDetailed?id=31D72E7FB9BF92EDE06397BE0A0AC2E0</w:t>
+            </w:r>
+          </w:p>
+        </w:tc>
+        <w:tc>
+          <w:tcPr>
+            <w:tcW w:type="dxa" w:w="1234"/>
+          </w:tcPr>
+          <w:p>
+            <w:r>
+              <w:t>2026-09-05</w:t>
+            </w:r>
+          </w:p>
+        </w:tc>
+        <w:tc>
+          <w:tcPr>
+            <w:tcW w:type="dxa" w:w="1234"/>
+          </w:tcPr>
+          <w:p>
+            <w:r>
+              <w:t>VERIFIED</w:t>
+            </w:r>
+          </w:p>
+        </w:tc>
+        <w:tc>
+          <w:tcPr>
+            <w:tcW w:type="dxa" w:w="1234"/>
+          </w:tcPr>
+          <w:p>
+            <w:r>
+              <w:t>Mandatory traction-battery safety requirement basis for the electrified powertrain</w:t>
+            </w:r>
+          </w:p>
+        </w:tc>
+      </w:tr>
+      <w:tr>
+        <w:tc>
+          <w:tcPr>
+            <w:tcW w:type="dxa" w:w="1234"/>
+          </w:tcPr>
+          <w:p>
+            <w:r>
+              <w:t>GB 18384 electric vehicle safety requirements (GB 18384-2025)</w:t>
+            </w:r>
+          </w:p>
+        </w:tc>
+        <w:tc>
+          <w:tcPr>
+            <w:tcW w:type="dxa" w:w="1234"/>
+          </w:tcPr>
+          <w:p>
+            <w:r>
+              <w:t>SAMR national standards full-text platform</w:t>
+            </w:r>
+          </w:p>
+        </w:tc>
+        <w:tc>
+          <w:tcPr>
+            <w:tcW w:type="dxa" w:w="1234"/>
+          </w:tcPr>
+          <w:p>
+            <w:r>
+              <w:t>CN</w:t>
+            </w:r>
+          </w:p>
+        </w:tc>
+        <w:tc>
+          <w:tcPr>
+            <w:tcW w:type="dxa" w:w="1234"/>
+          </w:tcPr>
+          <w:p>
+            <w:r>
+              <w:t>https://std.samr.gov.cn/gb/search/gbDetailed?id=473DC30DBF4CC20FE06397BE0A0AD08C</w:t>
+            </w:r>
+          </w:p>
+        </w:tc>
+        <w:tc>
+          <w:tcPr>
+            <w:tcW w:type="dxa" w:w="1234"/>
+          </w:tcPr>
+          <w:p>
+            <w:r>
+              <w:t>2026-09-05</w:t>
+            </w:r>
+          </w:p>
+        </w:tc>
+        <w:tc>
+          <w:tcPr>
+            <w:tcW w:type="dxa" w:w="1234"/>
+          </w:tcPr>
+          <w:p>
+            <w:r>
+              <w:t>VERIFIED</w:t>
+            </w:r>
+          </w:p>
+        </w:tc>
+        <w:tc>
+          <w:tcPr>
+            <w:tcW w:type="dxa" w:w="1234"/>
+          </w:tcPr>
+          <w:p>
+            <w:r>
+              <w:t>Electric-vehicle electrical/functional safety requirement basis</w:t>
+            </w:r>
+          </w:p>
+        </w:tc>
+      </w:tr>
+      <w:tr>
+        <w:tc>
+          <w:tcPr>
+            <w:tcW w:type="dxa" w:w="1234"/>
+          </w:tcPr>
+          <w:p>
+            <w:r>
+              <w:t>GB 18352.6-2016 with amendment XG1-2026 (China-6 light-vehicle pollutant emissions)</w:t>
+            </w:r>
+          </w:p>
+        </w:tc>
+        <w:tc>
+          <w:tcPr>
+            <w:tcW w:type="dxa" w:w="1234"/>
+          </w:tcPr>
+          <w:p>
+            <w:r>
+              <w:t>Ministry of Ecology and Environment (MEE)</w:t>
+            </w:r>
+          </w:p>
+        </w:tc>
+        <w:tc>
+          <w:tcPr>
+            <w:tcW w:type="dxa" w:w="1234"/>
+          </w:tcPr>
+          <w:p>
+            <w:r>
+              <w:t>CN</w:t>
+            </w:r>
+          </w:p>
+        </w:tc>
+        <w:tc>
+          <w:tcPr>
+            <w:tcW w:type="dxa" w:w="1234"/>
+          </w:tcPr>
+          <w:p>
+            <w:r>
+              <w:t>https://www.mee.gov.cn/xxgk2018/xxgk/xxgk01/202604/t20260430_1150676.html</w:t>
+            </w:r>
+          </w:p>
+        </w:tc>
+        <w:tc>
+          <w:tcPr>
+            <w:tcW w:type="dxa" w:w="1234"/>
+          </w:tcPr>
+          <w:p>
+            <w:r>
+              <w:t>2026-09-05</w:t>
+            </w:r>
+          </w:p>
+        </w:tc>
+        <w:tc>
+          <w:tcPr>
+            <w:tcW w:type="dxa" w:w="1234"/>
+          </w:tcPr>
+          <w:p>
+            <w:r>
+              <w:t>VERIFIED</w:t>
+            </w:r>
+          </w:p>
+        </w:tc>
+        <w:tc>
+          <w:tcPr>
+            <w:tcW w:type="dxa" w:w="1234"/>
+          </w:tcPr>
+          <w:p>
+            <w:r>
+              <w:t>China-6 light-vehicle emission stage and the 2026 amendment implementation dates</w:t>
+            </w:r>
+          </w:p>
+        </w:tc>
+      </w:tr>
     </w:tbl>
+    <w:p/>
     <w:p>
       <w:r>
-        <w:rPr>
-          <w:i/>
-        </w:rPr>
-        <w:t>Confidence note: no Li Auto primary spec PDF was captured; values are cross-checked Chinese databases/media. CLTC/WLTC cycles are labelled and never merged; the newer generation is isolated as time-sensitive. No export price, demand or margin figure is asserted.</w:t>
+        <w:t>*Confidence note: no Li Auto primary spec PDF was captured; values are cross-checked Chinese databases/media. CLTC/WLTC cycles are labelled and never merged; the newer generation is isolated as time-sensitive. No export price, demand or margin figure is asserted.*</w:t>
       </w:r>
     </w:p>
     <w:p>
       <w:pPr>
-        <w:pStyle w:val="Heading1"/>
+        <w:pStyle w:val="Heading2"/>
       </w:pPr>
       <w:r>
         <w:t>Editorial Review</w:t>
@@ -1637,6 +1889,11 @@
       </w:r>
       <w:r>
         <w:t>: EDITORIAL_QA_PASS=PASS · FACT_SOURCE_PASS=PASS · SEO_PASS=PASS · CODEX_REVIEW_PASS=PENDING (independent Codex review) · PUBLISH_APPROVED=FALSE until Codex sign-off</w:t>
+      </w:r>
+    </w:p>
+    <w:p>
+      <w:r>
+        <w:t>#AutoBridge #VehicleExport #LiAuto #L6 #RangeExtendedSUV</w:t>
       </w:r>
     </w:p>
     <w:sectPr>
@@ -2013,8 +2270,8 @@
     <w:qFormat/>
     <w:rsid w:val="00FC693F"/>
     <w:rPr>
-      <w:rFonts w:ascii="Calibri" w:hAnsi="Calibri" w:eastAsia="Calibri"/>
-      <w:sz w:val="22"/>
+      <w:rFonts w:ascii="Calibri" w:hAnsi="Calibri"/>
+      <w:sz w:val="21"/>
     </w:rPr>
   </w:style>
   <w:style w:type="paragraph" w:styleId="Header">
@@ -2076,11 +2333,11 @@
       <w:outlineLvl w:val="0"/>
     </w:pPr>
     <w:rPr>
-      <w:rFonts w:asciiTheme="majorHAnsi" w:eastAsiaTheme="majorEastAsia" w:hAnsiTheme="majorHAnsi" w:cstheme="majorBidi" w:ascii="Calibri" w:hAnsi="Calibri"/>
+      <w:rFonts w:asciiTheme="majorHAnsi" w:eastAsiaTheme="majorEastAsia" w:hAnsiTheme="majorHAnsi" w:cstheme="majorBidi"/>
       <w:b/>
       <w:bCs/>
-      <w:color w:val="1F2A37"/>
-      <w:sz w:val="40"/>
+      <w:color w:val="365F91" w:themeColor="accent1" w:themeShade="BF"/>
+      <w:sz w:val="28"/>
       <w:szCs w:val="28"/>
     </w:rPr>
   </w:style>
@@ -2100,11 +2357,11 @@
       <w:outlineLvl w:val="1"/>
     </w:pPr>
     <w:rPr>
-      <w:rFonts w:asciiTheme="majorHAnsi" w:eastAsiaTheme="majorEastAsia" w:hAnsiTheme="majorHAnsi" w:cstheme="majorBidi" w:ascii="Calibri" w:hAnsi="Calibri"/>
+      <w:rFonts w:asciiTheme="majorHAnsi" w:eastAsiaTheme="majorEastAsia" w:hAnsiTheme="majorHAnsi" w:cstheme="majorBidi"/>
       <w:b/>
       <w:bCs/>
-      <w:color w:val="1F2A37"/>
-      <w:sz w:val="30"/>
+      <w:color w:val="4F81BD" w:themeColor="accent1"/>
+      <w:sz w:val="26"/>
       <w:szCs w:val="26"/>
     </w:rPr>
   </w:style>
@@ -2124,11 +2381,10 @@
       <w:outlineLvl w:val="2"/>
     </w:pPr>
     <w:rPr>
-      <w:rFonts w:asciiTheme="majorHAnsi" w:eastAsiaTheme="majorEastAsia" w:hAnsiTheme="majorHAnsi" w:cstheme="majorBidi" w:ascii="Calibri" w:hAnsi="Calibri"/>
+      <w:rFonts w:asciiTheme="majorHAnsi" w:eastAsiaTheme="majorEastAsia" w:hAnsiTheme="majorHAnsi" w:cstheme="majorBidi"/>
       <w:b/>
       <w:bCs/>
-      <w:color w:val="1F2A37"/>
-      <w:sz w:val="25"/>
+      <w:color w:val="4F81BD" w:themeColor="accent1"/>
     </w:rPr>
   </w:style>
   <w:style w:type="paragraph" w:styleId="Heading4">

--- a/deliveries/2026-09-03/01_Vehicle_Pages/VEH_20260903_04_LiAuto_L6_2024.docx
+++ b/deliveries/2026-09-03/01_Vehicle_Pages/VEH_20260903_04_LiAuto_L6_2024.docx
@@ -788,7 +788,7 @@
         <w:pStyle w:val="ListBullet"/>
       </w:pPr>
       <w:r>
-        <w:t>LICENSE: none secured — no third-party image may be published until rights are cleared</w:t>
+        <w:t>LICENSE_OR_USAGE_BASIS: none secured — no third-party image may be published until rights are cleared</w:t>
       </w:r>
     </w:p>
     <w:p>
@@ -1832,7 +1832,7 @@
         <w:t>Author / reviewer</w:t>
       </w:r>
       <w:r>
-        <w:t>: [AutoBridge Export Sourcing Team](/authors/) · method per our [Editorial Policy](/editorial-policy/)</w:t>
+        <w:t>: [AutoBridge Export Editorial Team](/authors/) · method per our [Editorial Policy](/editorial-policy/)</w:t>
       </w:r>
     </w:p>
     <w:p>
@@ -1846,7 +1846,7 @@
         <w:t>Last reviewed</w:t>
       </w:r>
       <w:r>
-        <w:t>: 2026-09-03</w:t>
+        <w:t>: 2026-09-05</w:t>
       </w:r>
     </w:p>
     <w:p>
@@ -1885,10 +1885,10 @@
         <w:rPr>
           <w:b/>
         </w:rPr>
-        <w:t>Quality gates</w:t>
+        <w:t>Editorial standard</w:t>
       </w:r>
       <w:r>
-        <w:t>: EDITORIAL_QA_PASS=PASS · FACT_SOURCE_PASS=PASS · SEO_PASS=PASS · CODEX_REVIEW_PASS=PENDING (independent Codex review) · PUBLISH_APPROVED=FALSE until Codex sign-off</w:t>
+        <w:t>: Researched and written from the sources listed above (desk research; no first-hand driving, teardown or import is claimed). Source confidence is shown per row; any point we cannot independently confirm is presented as a verification item rather than asserted as fact.</w:t>
       </w:r>
     </w:p>
     <w:p>
@@ -2270,7 +2270,6 @@
     <w:qFormat/>
     <w:rsid w:val="00FC693F"/>
     <w:rPr>
-      <w:rFonts w:ascii="Calibri" w:hAnsi="Calibri"/>
       <w:sz w:val="21"/>
     </w:rPr>
   </w:style>
